--- a/data/word_files/rejected_trials.docx
+++ b/data/word_files/rejected_trials.docx
@@ -23,6 +23,7 @@
         <w:gridCol w:w="720"/>
         <w:gridCol w:w="720"/>
         <w:gridCol w:w="720"/>
+        <w:gridCol w:w="720"/>
       </w:tblGrid>
       <w:tr>
         <w:trPr>
@@ -758,6 +759,58 @@
             </w:r>
           </w:p>
         </w:tc>
+        <w:tc>
+          <w:tcPr>
+            <w:tcBorders>
+              <w:bottom w:val="single" w:sz="12" w:space="0" w:color="666666"/>
+              <w:top w:val="single" w:sz="12" w:space="0" w:color="666666"/>
+              <w:left w:val="none" w:sz="0" w:space="0" w:color="000000"/>
+              <w:right w:val="none" w:sz="0" w:space="0" w:color="000000"/>
+            </w:tcBorders>
+            <w:shd w:val="clear" w:color="auto" w:fill="FFFFFF"/>
+            <w:tcMar>
+              <w:top w:w="0" w:type="dxa"/>
+              <w:bottom w:w="0" w:type="dxa"/>
+              <w:left w:w="0" w:type="dxa"/>
+              <w:right w:w="0" w:type="dxa"/>
+            </w:tcMar>
+            <w:vAlign w:val="center"/>
+          </w:tcPr>
+          <w:p>
+            <w:pPr>
+              <w:jc w:val="right"/>
+              <w:pBdr>
+                <w:bottom w:val="none" w:sz="0" w:space="0" w:color="000000"/>
+                <w:top w:val="none" w:sz="0" w:space="0" w:color="000000"/>
+                <w:left w:val="none" w:sz="0" w:space="0" w:color="000000"/>
+                <w:right w:val="none" w:sz="0" w:space="0" w:color="000000"/>
+              </w:pBdr>
+              <w:spacing w:after="0" w:before="0" w:line="240"/>
+              <w:ind w:left="100" w:right="100" w:firstLine="0" w:firstLineChars="0"/>
+              <w:rPr>
+                <w:rFonts w:ascii="Arial" w:hAnsi="Arial" w:eastAsia="Arial" w:cs="Arial"/>
+                <w:i w:val="false"/>
+                <w:b w:val="false"/>
+                <w:u w:val="none"/>
+                <w:sz w:val="16"/>
+                <w:szCs w:val="16"/>
+                <w:color w:val="000000"/>
+              </w:rPr>
+            </w:pPr>
+            <w:r>
+              <w:rPr>
+                <w:rFonts w:ascii="Arial" w:hAnsi="Arial" w:eastAsia="Arial" w:cs="Arial"/>
+                <w:i w:val="false"/>
+                <w:b w:val="false"/>
+                <w:u w:val="none"/>
+                <w:sz w:val="16"/>
+                <w:szCs w:val="16"/>
+                <w:color w:val="000000"/>
+              </w:rPr>
+              <w:t xml:space="preserve">Final_N</w:t>
+            </w:r>
+          </w:p>
+        </w:tc>
       </w:tr>
       <w:tr>
         <w:trPr>
@@ -1492,6 +1545,58 @@
             </w:r>
           </w:p>
         </w:tc>
+        <w:tc>
+          <w:tcPr>
+            <w:tcBorders>
+              <w:bottom w:val="none" w:sz="0" w:space="0" w:color="000000"/>
+              <w:top w:val="single" w:sz="12" w:space="0" w:color="666666"/>
+              <w:left w:val="none" w:sz="0" w:space="0" w:color="000000"/>
+              <w:right w:val="none" w:sz="0" w:space="0" w:color="000000"/>
+            </w:tcBorders>
+            <w:shd w:val="clear" w:color="auto" w:fill="FFFFFF"/>
+            <w:tcMar>
+              <w:top w:w="0" w:type="dxa"/>
+              <w:bottom w:w="0" w:type="dxa"/>
+              <w:left w:w="0" w:type="dxa"/>
+              <w:right w:w="0" w:type="dxa"/>
+            </w:tcMar>
+            <w:vAlign w:val="center"/>
+          </w:tcPr>
+          <w:p>
+            <w:pPr>
+              <w:jc w:val="right"/>
+              <w:pBdr>
+                <w:bottom w:val="none" w:sz="0" w:space="0" w:color="000000"/>
+                <w:top w:val="none" w:sz="0" w:space="0" w:color="000000"/>
+                <w:left w:val="none" w:sz="0" w:space="0" w:color="000000"/>
+                <w:right w:val="none" w:sz="0" w:space="0" w:color="000000"/>
+              </w:pBdr>
+              <w:spacing w:after="0" w:before="0" w:line="240"/>
+              <w:ind w:left="100" w:right="100" w:firstLine="0" w:firstLineChars="0"/>
+              <w:rPr>
+                <w:rFonts w:ascii="Arial" w:hAnsi="Arial" w:eastAsia="Arial" w:cs="Arial"/>
+                <w:i w:val="false"/>
+                <w:b w:val="false"/>
+                <w:u w:val="none"/>
+                <w:sz w:val="16"/>
+                <w:szCs w:val="16"/>
+                <w:color w:val="000000"/>
+              </w:rPr>
+            </w:pPr>
+            <w:r>
+              <w:rPr>
+                <w:rFonts w:ascii="Arial" w:hAnsi="Arial" w:eastAsia="Arial" w:cs="Arial"/>
+                <w:i w:val="false"/>
+                <w:b w:val="false"/>
+                <w:u w:val="none"/>
+                <w:sz w:val="16"/>
+                <w:szCs w:val="16"/>
+                <w:color w:val="000000"/>
+              </w:rPr>
+              <w:t xml:space="preserve">23</w:t>
+            </w:r>
+          </w:p>
+        </w:tc>
       </w:tr>
       <w:tr>
         <w:trPr>
@@ -2226,6 +2331,58 @@
             </w:r>
           </w:p>
         </w:tc>
+        <w:tc>
+          <w:tcPr>
+            <w:tcBorders>
+              <w:bottom w:val="none" w:sz="0" w:space="0" w:color="000000"/>
+              <w:top w:val="none" w:sz="0" w:space="0" w:color="000000"/>
+              <w:left w:val="none" w:sz="0" w:space="0" w:color="000000"/>
+              <w:right w:val="none" w:sz="0" w:space="0" w:color="000000"/>
+            </w:tcBorders>
+            <w:shd w:val="clear" w:color="auto" w:fill="FFFFFF"/>
+            <w:tcMar>
+              <w:top w:w="0" w:type="dxa"/>
+              <w:bottom w:w="0" w:type="dxa"/>
+              <w:left w:w="0" w:type="dxa"/>
+              <w:right w:w="0" w:type="dxa"/>
+            </w:tcMar>
+            <w:vAlign w:val="center"/>
+          </w:tcPr>
+          <w:p>
+            <w:pPr>
+              <w:jc w:val="right"/>
+              <w:pBdr>
+                <w:bottom w:val="none" w:sz="0" w:space="0" w:color="000000"/>
+                <w:top w:val="none" w:sz="0" w:space="0" w:color="000000"/>
+                <w:left w:val="none" w:sz="0" w:space="0" w:color="000000"/>
+                <w:right w:val="none" w:sz="0" w:space="0" w:color="000000"/>
+              </w:pBdr>
+              <w:spacing w:after="0" w:before="0" w:line="240"/>
+              <w:ind w:left="100" w:right="100" w:firstLine="0" w:firstLineChars="0"/>
+              <w:rPr>
+                <w:rFonts w:ascii="Arial" w:hAnsi="Arial" w:eastAsia="Arial" w:cs="Arial"/>
+                <w:i w:val="false"/>
+                <w:b w:val="false"/>
+                <w:u w:val="none"/>
+                <w:sz w:val="16"/>
+                <w:szCs w:val="16"/>
+                <w:color w:val="000000"/>
+              </w:rPr>
+            </w:pPr>
+            <w:r>
+              <w:rPr>
+                <w:rFonts w:ascii="Arial" w:hAnsi="Arial" w:eastAsia="Arial" w:cs="Arial"/>
+                <w:i w:val="false"/>
+                <w:b w:val="false"/>
+                <w:u w:val="none"/>
+                <w:sz w:val="16"/>
+                <w:szCs w:val="16"/>
+                <w:color w:val="000000"/>
+              </w:rPr>
+              <w:t xml:space="preserve">27</w:t>
+            </w:r>
+          </w:p>
+        </w:tc>
       </w:tr>
       <w:tr>
         <w:trPr>
@@ -2960,6 +3117,58 @@
             </w:r>
           </w:p>
         </w:tc>
+        <w:tc>
+          <w:tcPr>
+            <w:tcBorders>
+              <w:bottom w:val="none" w:sz="0" w:space="0" w:color="000000"/>
+              <w:top w:val="none" w:sz="0" w:space="0" w:color="000000"/>
+              <w:left w:val="none" w:sz="0" w:space="0" w:color="000000"/>
+              <w:right w:val="none" w:sz="0" w:space="0" w:color="000000"/>
+            </w:tcBorders>
+            <w:shd w:val="clear" w:color="auto" w:fill="FFFFFF"/>
+            <w:tcMar>
+              <w:top w:w="0" w:type="dxa"/>
+              <w:bottom w:w="0" w:type="dxa"/>
+              <w:left w:w="0" w:type="dxa"/>
+              <w:right w:w="0" w:type="dxa"/>
+            </w:tcMar>
+            <w:vAlign w:val="center"/>
+          </w:tcPr>
+          <w:p>
+            <w:pPr>
+              <w:jc w:val="right"/>
+              <w:pBdr>
+                <w:bottom w:val="none" w:sz="0" w:space="0" w:color="000000"/>
+                <w:top w:val="none" w:sz="0" w:space="0" w:color="000000"/>
+                <w:left w:val="none" w:sz="0" w:space="0" w:color="000000"/>
+                <w:right w:val="none" w:sz="0" w:space="0" w:color="000000"/>
+              </w:pBdr>
+              <w:spacing w:after="0" w:before="0" w:line="240"/>
+              <w:ind w:left="100" w:right="100" w:firstLine="0" w:firstLineChars="0"/>
+              <w:rPr>
+                <w:rFonts w:ascii="Arial" w:hAnsi="Arial" w:eastAsia="Arial" w:cs="Arial"/>
+                <w:i w:val="false"/>
+                <w:b w:val="false"/>
+                <w:u w:val="none"/>
+                <w:sz w:val="16"/>
+                <w:szCs w:val="16"/>
+                <w:color w:val="000000"/>
+              </w:rPr>
+            </w:pPr>
+            <w:r>
+              <w:rPr>
+                <w:rFonts w:ascii="Arial" w:hAnsi="Arial" w:eastAsia="Arial" w:cs="Arial"/>
+                <w:i w:val="false"/>
+                <w:b w:val="false"/>
+                <w:u w:val="none"/>
+                <w:sz w:val="16"/>
+                <w:szCs w:val="16"/>
+                <w:color w:val="000000"/>
+              </w:rPr>
+              <w:t xml:space="preserve">27</w:t>
+            </w:r>
+          </w:p>
+        </w:tc>
       </w:tr>
       <w:tr>
         <w:trPr>
@@ -3694,6 +3903,58 @@
             </w:r>
           </w:p>
         </w:tc>
+        <w:tc>
+          <w:tcPr>
+            <w:tcBorders>
+              <w:bottom w:val="none" w:sz="0" w:space="0" w:color="000000"/>
+              <w:top w:val="none" w:sz="0" w:space="0" w:color="000000"/>
+              <w:left w:val="none" w:sz="0" w:space="0" w:color="000000"/>
+              <w:right w:val="none" w:sz="0" w:space="0" w:color="000000"/>
+            </w:tcBorders>
+            <w:shd w:val="clear" w:color="auto" w:fill="FFFFFF"/>
+            <w:tcMar>
+              <w:top w:w="0" w:type="dxa"/>
+              <w:bottom w:w="0" w:type="dxa"/>
+              <w:left w:w="0" w:type="dxa"/>
+              <w:right w:w="0" w:type="dxa"/>
+            </w:tcMar>
+            <w:vAlign w:val="center"/>
+          </w:tcPr>
+          <w:p>
+            <w:pPr>
+              <w:jc w:val="right"/>
+              <w:pBdr>
+                <w:bottom w:val="none" w:sz="0" w:space="0" w:color="000000"/>
+                <w:top w:val="none" w:sz="0" w:space="0" w:color="000000"/>
+                <w:left w:val="none" w:sz="0" w:space="0" w:color="000000"/>
+                <w:right w:val="none" w:sz="0" w:space="0" w:color="000000"/>
+              </w:pBdr>
+              <w:spacing w:after="0" w:before="0" w:line="240"/>
+              <w:ind w:left="100" w:right="100" w:firstLine="0" w:firstLineChars="0"/>
+              <w:rPr>
+                <w:rFonts w:ascii="Arial" w:hAnsi="Arial" w:eastAsia="Arial" w:cs="Arial"/>
+                <w:i w:val="false"/>
+                <w:b w:val="false"/>
+                <w:u w:val="none"/>
+                <w:sz w:val="16"/>
+                <w:szCs w:val="16"/>
+                <w:color w:val="000000"/>
+              </w:rPr>
+            </w:pPr>
+            <w:r>
+              <w:rPr>
+                <w:rFonts w:ascii="Arial" w:hAnsi="Arial" w:eastAsia="Arial" w:cs="Arial"/>
+                <w:i w:val="false"/>
+                <w:b w:val="false"/>
+                <w:u w:val="none"/>
+                <w:sz w:val="16"/>
+                <w:szCs w:val="16"/>
+                <w:color w:val="000000"/>
+              </w:rPr>
+              <w:t xml:space="preserve">26</w:t>
+            </w:r>
+          </w:p>
+        </w:tc>
       </w:tr>
       <w:tr>
         <w:trPr>
@@ -4428,6 +4689,58 @@
             </w:r>
           </w:p>
         </w:tc>
+        <w:tc>
+          <w:tcPr>
+            <w:tcBorders>
+              <w:bottom w:val="none" w:sz="0" w:space="0" w:color="000000"/>
+              <w:top w:val="none" w:sz="0" w:space="0" w:color="000000"/>
+              <w:left w:val="none" w:sz="0" w:space="0" w:color="000000"/>
+              <w:right w:val="none" w:sz="0" w:space="0" w:color="000000"/>
+            </w:tcBorders>
+            <w:shd w:val="clear" w:color="auto" w:fill="FFFFFF"/>
+            <w:tcMar>
+              <w:top w:w="0" w:type="dxa"/>
+              <w:bottom w:w="0" w:type="dxa"/>
+              <w:left w:w="0" w:type="dxa"/>
+              <w:right w:w="0" w:type="dxa"/>
+            </w:tcMar>
+            <w:vAlign w:val="center"/>
+          </w:tcPr>
+          <w:p>
+            <w:pPr>
+              <w:jc w:val="right"/>
+              <w:pBdr>
+                <w:bottom w:val="none" w:sz="0" w:space="0" w:color="000000"/>
+                <w:top w:val="none" w:sz="0" w:space="0" w:color="000000"/>
+                <w:left w:val="none" w:sz="0" w:space="0" w:color="000000"/>
+                <w:right w:val="none" w:sz="0" w:space="0" w:color="000000"/>
+              </w:pBdr>
+              <w:spacing w:after="0" w:before="0" w:line="240"/>
+              <w:ind w:left="100" w:right="100" w:firstLine="0" w:firstLineChars="0"/>
+              <w:rPr>
+                <w:rFonts w:ascii="Arial" w:hAnsi="Arial" w:eastAsia="Arial" w:cs="Arial"/>
+                <w:i w:val="false"/>
+                <w:b w:val="false"/>
+                <w:u w:val="none"/>
+                <w:sz w:val="16"/>
+                <w:szCs w:val="16"/>
+                <w:color w:val="000000"/>
+              </w:rPr>
+            </w:pPr>
+            <w:r>
+              <w:rPr>
+                <w:rFonts w:ascii="Arial" w:hAnsi="Arial" w:eastAsia="Arial" w:cs="Arial"/>
+                <w:i w:val="false"/>
+                <w:b w:val="false"/>
+                <w:u w:val="none"/>
+                <w:sz w:val="16"/>
+                <w:szCs w:val="16"/>
+                <w:color w:val="000000"/>
+              </w:rPr>
+              <w:t xml:space="preserve">33</w:t>
+            </w:r>
+          </w:p>
+        </w:tc>
       </w:tr>
       <w:tr>
         <w:trPr>
@@ -5162,6 +5475,58 @@
             </w:r>
           </w:p>
         </w:tc>
+        <w:tc>
+          <w:tcPr>
+            <w:tcBorders>
+              <w:bottom w:val="none" w:sz="0" w:space="0" w:color="000000"/>
+              <w:top w:val="none" w:sz="0" w:space="0" w:color="000000"/>
+              <w:left w:val="none" w:sz="0" w:space="0" w:color="000000"/>
+              <w:right w:val="none" w:sz="0" w:space="0" w:color="000000"/>
+            </w:tcBorders>
+            <w:shd w:val="clear" w:color="auto" w:fill="FFFFFF"/>
+            <w:tcMar>
+              <w:top w:w="0" w:type="dxa"/>
+              <w:bottom w:w="0" w:type="dxa"/>
+              <w:left w:w="0" w:type="dxa"/>
+              <w:right w:w="0" w:type="dxa"/>
+            </w:tcMar>
+            <w:vAlign w:val="center"/>
+          </w:tcPr>
+          <w:p>
+            <w:pPr>
+              <w:jc w:val="right"/>
+              <w:pBdr>
+                <w:bottom w:val="none" w:sz="0" w:space="0" w:color="000000"/>
+                <w:top w:val="none" w:sz="0" w:space="0" w:color="000000"/>
+                <w:left w:val="none" w:sz="0" w:space="0" w:color="000000"/>
+                <w:right w:val="none" w:sz="0" w:space="0" w:color="000000"/>
+              </w:pBdr>
+              <w:spacing w:after="0" w:before="0" w:line="240"/>
+              <w:ind w:left="100" w:right="100" w:firstLine="0" w:firstLineChars="0"/>
+              <w:rPr>
+                <w:rFonts w:ascii="Arial" w:hAnsi="Arial" w:eastAsia="Arial" w:cs="Arial"/>
+                <w:i w:val="false"/>
+                <w:b w:val="false"/>
+                <w:u w:val="none"/>
+                <w:sz w:val="16"/>
+                <w:szCs w:val="16"/>
+                <w:color w:val="000000"/>
+              </w:rPr>
+            </w:pPr>
+            <w:r>
+              <w:rPr>
+                <w:rFonts w:ascii="Arial" w:hAnsi="Arial" w:eastAsia="Arial" w:cs="Arial"/>
+                <w:i w:val="false"/>
+                <w:b w:val="false"/>
+                <w:u w:val="none"/>
+                <w:sz w:val="16"/>
+                <w:szCs w:val="16"/>
+                <w:color w:val="000000"/>
+              </w:rPr>
+              <w:t xml:space="preserve">40</w:t>
+            </w:r>
+          </w:p>
+        </w:tc>
       </w:tr>
       <w:tr>
         <w:trPr>
@@ -5896,6 +6261,58 @@
             </w:r>
           </w:p>
         </w:tc>
+        <w:tc>
+          <w:tcPr>
+            <w:tcBorders>
+              <w:bottom w:val="none" w:sz="0" w:space="0" w:color="000000"/>
+              <w:top w:val="none" w:sz="0" w:space="0" w:color="000000"/>
+              <w:left w:val="none" w:sz="0" w:space="0" w:color="000000"/>
+              <w:right w:val="none" w:sz="0" w:space="0" w:color="000000"/>
+            </w:tcBorders>
+            <w:shd w:val="clear" w:color="auto" w:fill="FFFFFF"/>
+            <w:tcMar>
+              <w:top w:w="0" w:type="dxa"/>
+              <w:bottom w:w="0" w:type="dxa"/>
+              <w:left w:w="0" w:type="dxa"/>
+              <w:right w:w="0" w:type="dxa"/>
+            </w:tcMar>
+            <w:vAlign w:val="center"/>
+          </w:tcPr>
+          <w:p>
+            <w:pPr>
+              <w:jc w:val="right"/>
+              <w:pBdr>
+                <w:bottom w:val="none" w:sz="0" w:space="0" w:color="000000"/>
+                <w:top w:val="none" w:sz="0" w:space="0" w:color="000000"/>
+                <w:left w:val="none" w:sz="0" w:space="0" w:color="000000"/>
+                <w:right w:val="none" w:sz="0" w:space="0" w:color="000000"/>
+              </w:pBdr>
+              <w:spacing w:after="0" w:before="0" w:line="240"/>
+              <w:ind w:left="100" w:right="100" w:firstLine="0" w:firstLineChars="0"/>
+              <w:rPr>
+                <w:rFonts w:ascii="Arial" w:hAnsi="Arial" w:eastAsia="Arial" w:cs="Arial"/>
+                <w:i w:val="false"/>
+                <w:b w:val="false"/>
+                <w:u w:val="none"/>
+                <w:sz w:val="16"/>
+                <w:szCs w:val="16"/>
+                <w:color w:val="000000"/>
+              </w:rPr>
+            </w:pPr>
+            <w:r>
+              <w:rPr>
+                <w:rFonts w:ascii="Arial" w:hAnsi="Arial" w:eastAsia="Arial" w:cs="Arial"/>
+                <w:i w:val="false"/>
+                <w:b w:val="false"/>
+                <w:u w:val="none"/>
+                <w:sz w:val="16"/>
+                <w:szCs w:val="16"/>
+                <w:color w:val="000000"/>
+              </w:rPr>
+              <w:t xml:space="preserve">11</w:t>
+            </w:r>
+          </w:p>
+        </w:tc>
       </w:tr>
       <w:tr>
         <w:trPr>
@@ -6630,6 +7047,58 @@
             </w:r>
           </w:p>
         </w:tc>
+        <w:tc>
+          <w:tcPr>
+            <w:tcBorders>
+              <w:bottom w:val="none" w:sz="0" w:space="0" w:color="000000"/>
+              <w:top w:val="none" w:sz="0" w:space="0" w:color="000000"/>
+              <w:left w:val="none" w:sz="0" w:space="0" w:color="000000"/>
+              <w:right w:val="none" w:sz="0" w:space="0" w:color="000000"/>
+            </w:tcBorders>
+            <w:shd w:val="clear" w:color="auto" w:fill="FFFFFF"/>
+            <w:tcMar>
+              <w:top w:w="0" w:type="dxa"/>
+              <w:bottom w:w="0" w:type="dxa"/>
+              <w:left w:w="0" w:type="dxa"/>
+              <w:right w:w="0" w:type="dxa"/>
+            </w:tcMar>
+            <w:vAlign w:val="center"/>
+          </w:tcPr>
+          <w:p>
+            <w:pPr>
+              <w:jc w:val="right"/>
+              <w:pBdr>
+                <w:bottom w:val="none" w:sz="0" w:space="0" w:color="000000"/>
+                <w:top w:val="none" w:sz="0" w:space="0" w:color="000000"/>
+                <w:left w:val="none" w:sz="0" w:space="0" w:color="000000"/>
+                <w:right w:val="none" w:sz="0" w:space="0" w:color="000000"/>
+              </w:pBdr>
+              <w:spacing w:after="0" w:before="0" w:line="240"/>
+              <w:ind w:left="100" w:right="100" w:firstLine="0" w:firstLineChars="0"/>
+              <w:rPr>
+                <w:rFonts w:ascii="Arial" w:hAnsi="Arial" w:eastAsia="Arial" w:cs="Arial"/>
+                <w:i w:val="false"/>
+                <w:b w:val="false"/>
+                <w:u w:val="none"/>
+                <w:sz w:val="16"/>
+                <w:szCs w:val="16"/>
+                <w:color w:val="000000"/>
+              </w:rPr>
+            </w:pPr>
+            <w:r>
+              <w:rPr>
+                <w:rFonts w:ascii="Arial" w:hAnsi="Arial" w:eastAsia="Arial" w:cs="Arial"/>
+                <w:i w:val="false"/>
+                <w:b w:val="false"/>
+                <w:u w:val="none"/>
+                <w:sz w:val="16"/>
+                <w:szCs w:val="16"/>
+                <w:color w:val="000000"/>
+              </w:rPr>
+              <w:t xml:space="preserve">11</w:t>
+            </w:r>
+          </w:p>
+        </w:tc>
       </w:tr>
       <w:tr>
         <w:trPr>
@@ -7364,6 +7833,58 @@
             </w:r>
           </w:p>
         </w:tc>
+        <w:tc>
+          <w:tcPr>
+            <w:tcBorders>
+              <w:bottom w:val="none" w:sz="0" w:space="0" w:color="000000"/>
+              <w:top w:val="none" w:sz="0" w:space="0" w:color="000000"/>
+              <w:left w:val="none" w:sz="0" w:space="0" w:color="000000"/>
+              <w:right w:val="none" w:sz="0" w:space="0" w:color="000000"/>
+            </w:tcBorders>
+            <w:shd w:val="clear" w:color="auto" w:fill="FFFFFF"/>
+            <w:tcMar>
+              <w:top w:w="0" w:type="dxa"/>
+              <w:bottom w:w="0" w:type="dxa"/>
+              <w:left w:w="0" w:type="dxa"/>
+              <w:right w:w="0" w:type="dxa"/>
+            </w:tcMar>
+            <w:vAlign w:val="center"/>
+          </w:tcPr>
+          <w:p>
+            <w:pPr>
+              <w:jc w:val="right"/>
+              <w:pBdr>
+                <w:bottom w:val="none" w:sz="0" w:space="0" w:color="000000"/>
+                <w:top w:val="none" w:sz="0" w:space="0" w:color="000000"/>
+                <w:left w:val="none" w:sz="0" w:space="0" w:color="000000"/>
+                <w:right w:val="none" w:sz="0" w:space="0" w:color="000000"/>
+              </w:pBdr>
+              <w:spacing w:after="0" w:before="0" w:line="240"/>
+              <w:ind w:left="100" w:right="100" w:firstLine="0" w:firstLineChars="0"/>
+              <w:rPr>
+                <w:rFonts w:ascii="Arial" w:hAnsi="Arial" w:eastAsia="Arial" w:cs="Arial"/>
+                <w:i w:val="false"/>
+                <w:b w:val="false"/>
+                <w:u w:val="none"/>
+                <w:sz w:val="16"/>
+                <w:szCs w:val="16"/>
+                <w:color w:val="000000"/>
+              </w:rPr>
+            </w:pPr>
+            <w:r>
+              <w:rPr>
+                <w:rFonts w:ascii="Arial" w:hAnsi="Arial" w:eastAsia="Arial" w:cs="Arial"/>
+                <w:i w:val="false"/>
+                <w:b w:val="false"/>
+                <w:u w:val="none"/>
+                <w:sz w:val="16"/>
+                <w:szCs w:val="16"/>
+                <w:color w:val="000000"/>
+              </w:rPr>
+              <w:t xml:space="preserve">25</w:t>
+            </w:r>
+          </w:p>
+        </w:tc>
       </w:tr>
       <w:tr>
         <w:trPr>
@@ -8098,6 +8619,58 @@
             </w:r>
           </w:p>
         </w:tc>
+        <w:tc>
+          <w:tcPr>
+            <w:tcBorders>
+              <w:bottom w:val="none" w:sz="0" w:space="0" w:color="000000"/>
+              <w:top w:val="none" w:sz="0" w:space="0" w:color="000000"/>
+              <w:left w:val="none" w:sz="0" w:space="0" w:color="000000"/>
+              <w:right w:val="none" w:sz="0" w:space="0" w:color="000000"/>
+            </w:tcBorders>
+            <w:shd w:val="clear" w:color="auto" w:fill="FFFFFF"/>
+            <w:tcMar>
+              <w:top w:w="0" w:type="dxa"/>
+              <w:bottom w:w="0" w:type="dxa"/>
+              <w:left w:w="0" w:type="dxa"/>
+              <w:right w:w="0" w:type="dxa"/>
+            </w:tcMar>
+            <w:vAlign w:val="center"/>
+          </w:tcPr>
+          <w:p>
+            <w:pPr>
+              <w:jc w:val="right"/>
+              <w:pBdr>
+                <w:bottom w:val="none" w:sz="0" w:space="0" w:color="000000"/>
+                <w:top w:val="none" w:sz="0" w:space="0" w:color="000000"/>
+                <w:left w:val="none" w:sz="0" w:space="0" w:color="000000"/>
+                <w:right w:val="none" w:sz="0" w:space="0" w:color="000000"/>
+              </w:pBdr>
+              <w:spacing w:after="0" w:before="0" w:line="240"/>
+              <w:ind w:left="100" w:right="100" w:firstLine="0" w:firstLineChars="0"/>
+              <w:rPr>
+                <w:rFonts w:ascii="Arial" w:hAnsi="Arial" w:eastAsia="Arial" w:cs="Arial"/>
+                <w:i w:val="false"/>
+                <w:b w:val="false"/>
+                <w:u w:val="none"/>
+                <w:sz w:val="16"/>
+                <w:szCs w:val="16"/>
+                <w:color w:val="000000"/>
+              </w:rPr>
+            </w:pPr>
+            <w:r>
+              <w:rPr>
+                <w:rFonts w:ascii="Arial" w:hAnsi="Arial" w:eastAsia="Arial" w:cs="Arial"/>
+                <w:i w:val="false"/>
+                <w:b w:val="false"/>
+                <w:u w:val="none"/>
+                <w:sz w:val="16"/>
+                <w:szCs w:val="16"/>
+                <w:color w:val="000000"/>
+              </w:rPr>
+              <w:t xml:space="preserve">26</w:t>
+            </w:r>
+          </w:p>
+        </w:tc>
       </w:tr>
       <w:tr>
         <w:trPr>
@@ -8832,6 +9405,58 @@
             </w:r>
           </w:p>
         </w:tc>
+        <w:tc>
+          <w:tcPr>
+            <w:tcBorders>
+              <w:bottom w:val="none" w:sz="0" w:space="0" w:color="000000"/>
+              <w:top w:val="none" w:sz="0" w:space="0" w:color="000000"/>
+              <w:left w:val="none" w:sz="0" w:space="0" w:color="000000"/>
+              <w:right w:val="none" w:sz="0" w:space="0" w:color="000000"/>
+            </w:tcBorders>
+            <w:shd w:val="clear" w:color="auto" w:fill="FFFFFF"/>
+            <w:tcMar>
+              <w:top w:w="0" w:type="dxa"/>
+              <w:bottom w:w="0" w:type="dxa"/>
+              <w:left w:w="0" w:type="dxa"/>
+              <w:right w:w="0" w:type="dxa"/>
+            </w:tcMar>
+            <w:vAlign w:val="center"/>
+          </w:tcPr>
+          <w:p>
+            <w:pPr>
+              <w:jc w:val="right"/>
+              <w:pBdr>
+                <w:bottom w:val="none" w:sz="0" w:space="0" w:color="000000"/>
+                <w:top w:val="none" w:sz="0" w:space="0" w:color="000000"/>
+                <w:left w:val="none" w:sz="0" w:space="0" w:color="000000"/>
+                <w:right w:val="none" w:sz="0" w:space="0" w:color="000000"/>
+              </w:pBdr>
+              <w:spacing w:after="0" w:before="0" w:line="240"/>
+              <w:ind w:left="100" w:right="100" w:firstLine="0" w:firstLineChars="0"/>
+              <w:rPr>
+                <w:rFonts w:ascii="Arial" w:hAnsi="Arial" w:eastAsia="Arial" w:cs="Arial"/>
+                <w:i w:val="false"/>
+                <w:b w:val="false"/>
+                <w:u w:val="none"/>
+                <w:sz w:val="16"/>
+                <w:szCs w:val="16"/>
+                <w:color w:val="000000"/>
+              </w:rPr>
+            </w:pPr>
+            <w:r>
+              <w:rPr>
+                <w:rFonts w:ascii="Arial" w:hAnsi="Arial" w:eastAsia="Arial" w:cs="Arial"/>
+                <w:i w:val="false"/>
+                <w:b w:val="false"/>
+                <w:u w:val="none"/>
+                <w:sz w:val="16"/>
+                <w:szCs w:val="16"/>
+                <w:color w:val="000000"/>
+              </w:rPr>
+              <w:t xml:space="preserve">28</w:t>
+            </w:r>
+          </w:p>
+        </w:tc>
       </w:tr>
       <w:tr>
         <w:trPr>
@@ -9566,6 +10191,58 @@
             </w:r>
           </w:p>
         </w:tc>
+        <w:tc>
+          <w:tcPr>
+            <w:tcBorders>
+              <w:bottom w:val="none" w:sz="0" w:space="0" w:color="000000"/>
+              <w:top w:val="none" w:sz="0" w:space="0" w:color="000000"/>
+              <w:left w:val="none" w:sz="0" w:space="0" w:color="000000"/>
+              <w:right w:val="none" w:sz="0" w:space="0" w:color="000000"/>
+            </w:tcBorders>
+            <w:shd w:val="clear" w:color="auto" w:fill="FFFFFF"/>
+            <w:tcMar>
+              <w:top w:w="0" w:type="dxa"/>
+              <w:bottom w:w="0" w:type="dxa"/>
+              <w:left w:w="0" w:type="dxa"/>
+              <w:right w:w="0" w:type="dxa"/>
+            </w:tcMar>
+            <w:vAlign w:val="center"/>
+          </w:tcPr>
+          <w:p>
+            <w:pPr>
+              <w:jc w:val="right"/>
+              <w:pBdr>
+                <w:bottom w:val="none" w:sz="0" w:space="0" w:color="000000"/>
+                <w:top w:val="none" w:sz="0" w:space="0" w:color="000000"/>
+                <w:left w:val="none" w:sz="0" w:space="0" w:color="000000"/>
+                <w:right w:val="none" w:sz="0" w:space="0" w:color="000000"/>
+              </w:pBdr>
+              <w:spacing w:after="0" w:before="0" w:line="240"/>
+              <w:ind w:left="100" w:right="100" w:firstLine="0" w:firstLineChars="0"/>
+              <w:rPr>
+                <w:rFonts w:ascii="Arial" w:hAnsi="Arial" w:eastAsia="Arial" w:cs="Arial"/>
+                <w:i w:val="false"/>
+                <w:b w:val="false"/>
+                <w:u w:val="none"/>
+                <w:sz w:val="16"/>
+                <w:szCs w:val="16"/>
+                <w:color w:val="000000"/>
+              </w:rPr>
+            </w:pPr>
+            <w:r>
+              <w:rPr>
+                <w:rFonts w:ascii="Arial" w:hAnsi="Arial" w:eastAsia="Arial" w:cs="Arial"/>
+                <w:i w:val="false"/>
+                <w:b w:val="false"/>
+                <w:u w:val="none"/>
+                <w:sz w:val="16"/>
+                <w:szCs w:val="16"/>
+                <w:color w:val="000000"/>
+              </w:rPr>
+              <w:t xml:space="preserve">28</w:t>
+            </w:r>
+          </w:p>
+        </w:tc>
       </w:tr>
       <w:tr>
         <w:trPr>
@@ -10300,6 +10977,58 @@
             </w:r>
           </w:p>
         </w:tc>
+        <w:tc>
+          <w:tcPr>
+            <w:tcBorders>
+              <w:bottom w:val="none" w:sz="0" w:space="0" w:color="000000"/>
+              <w:top w:val="none" w:sz="0" w:space="0" w:color="000000"/>
+              <w:left w:val="none" w:sz="0" w:space="0" w:color="000000"/>
+              <w:right w:val="none" w:sz="0" w:space="0" w:color="000000"/>
+            </w:tcBorders>
+            <w:shd w:val="clear" w:color="auto" w:fill="FFFFFF"/>
+            <w:tcMar>
+              <w:top w:w="0" w:type="dxa"/>
+              <w:bottom w:w="0" w:type="dxa"/>
+              <w:left w:w="0" w:type="dxa"/>
+              <w:right w:w="0" w:type="dxa"/>
+            </w:tcMar>
+            <w:vAlign w:val="center"/>
+          </w:tcPr>
+          <w:p>
+            <w:pPr>
+              <w:jc w:val="right"/>
+              <w:pBdr>
+                <w:bottom w:val="none" w:sz="0" w:space="0" w:color="000000"/>
+                <w:top w:val="none" w:sz="0" w:space="0" w:color="000000"/>
+                <w:left w:val="none" w:sz="0" w:space="0" w:color="000000"/>
+                <w:right w:val="none" w:sz="0" w:space="0" w:color="000000"/>
+              </w:pBdr>
+              <w:spacing w:after="0" w:before="0" w:line="240"/>
+              <w:ind w:left="100" w:right="100" w:firstLine="0" w:firstLineChars="0"/>
+              <w:rPr>
+                <w:rFonts w:ascii="Arial" w:hAnsi="Arial" w:eastAsia="Arial" w:cs="Arial"/>
+                <w:i w:val="false"/>
+                <w:b w:val="false"/>
+                <w:u w:val="none"/>
+                <w:sz w:val="16"/>
+                <w:szCs w:val="16"/>
+                <w:color w:val="000000"/>
+              </w:rPr>
+            </w:pPr>
+            <w:r>
+              <w:rPr>
+                <w:rFonts w:ascii="Arial" w:hAnsi="Arial" w:eastAsia="Arial" w:cs="Arial"/>
+                <w:i w:val="false"/>
+                <w:b w:val="false"/>
+                <w:u w:val="none"/>
+                <w:sz w:val="16"/>
+                <w:szCs w:val="16"/>
+                <w:color w:val="000000"/>
+              </w:rPr>
+              <w:t xml:space="preserve">22</w:t>
+            </w:r>
+          </w:p>
+        </w:tc>
       </w:tr>
       <w:tr>
         <w:trPr>
@@ -11034,6 +11763,58 @@
             </w:r>
           </w:p>
         </w:tc>
+        <w:tc>
+          <w:tcPr>
+            <w:tcBorders>
+              <w:bottom w:val="none" w:sz="0" w:space="0" w:color="000000"/>
+              <w:top w:val="none" w:sz="0" w:space="0" w:color="000000"/>
+              <w:left w:val="none" w:sz="0" w:space="0" w:color="000000"/>
+              <w:right w:val="none" w:sz="0" w:space="0" w:color="000000"/>
+            </w:tcBorders>
+            <w:shd w:val="clear" w:color="auto" w:fill="FFFFFF"/>
+            <w:tcMar>
+              <w:top w:w="0" w:type="dxa"/>
+              <w:bottom w:w="0" w:type="dxa"/>
+              <w:left w:w="0" w:type="dxa"/>
+              <w:right w:w="0" w:type="dxa"/>
+            </w:tcMar>
+            <w:vAlign w:val="center"/>
+          </w:tcPr>
+          <w:p>
+            <w:pPr>
+              <w:jc w:val="right"/>
+              <w:pBdr>
+                <w:bottom w:val="none" w:sz="0" w:space="0" w:color="000000"/>
+                <w:top w:val="none" w:sz="0" w:space="0" w:color="000000"/>
+                <w:left w:val="none" w:sz="0" w:space="0" w:color="000000"/>
+                <w:right w:val="none" w:sz="0" w:space="0" w:color="000000"/>
+              </w:pBdr>
+              <w:spacing w:after="0" w:before="0" w:line="240"/>
+              <w:ind w:left="100" w:right="100" w:firstLine="0" w:firstLineChars="0"/>
+              <w:rPr>
+                <w:rFonts w:ascii="Arial" w:hAnsi="Arial" w:eastAsia="Arial" w:cs="Arial"/>
+                <w:i w:val="false"/>
+                <w:b w:val="false"/>
+                <w:u w:val="none"/>
+                <w:sz w:val="16"/>
+                <w:szCs w:val="16"/>
+                <w:color w:val="000000"/>
+              </w:rPr>
+            </w:pPr>
+            <w:r>
+              <w:rPr>
+                <w:rFonts w:ascii="Arial" w:hAnsi="Arial" w:eastAsia="Arial" w:cs="Arial"/>
+                <w:i w:val="false"/>
+                <w:b w:val="false"/>
+                <w:u w:val="none"/>
+                <w:sz w:val="16"/>
+                <w:szCs w:val="16"/>
+                <w:color w:val="000000"/>
+              </w:rPr>
+              <w:t xml:space="preserve">25</w:t>
+            </w:r>
+          </w:p>
+        </w:tc>
       </w:tr>
       <w:tr>
         <w:trPr>
@@ -11768,6 +12549,58 @@
             </w:r>
           </w:p>
         </w:tc>
+        <w:tc>
+          <w:tcPr>
+            <w:tcBorders>
+              <w:bottom w:val="none" w:sz="0" w:space="0" w:color="000000"/>
+              <w:top w:val="none" w:sz="0" w:space="0" w:color="000000"/>
+              <w:left w:val="none" w:sz="0" w:space="0" w:color="000000"/>
+              <w:right w:val="none" w:sz="0" w:space="0" w:color="000000"/>
+            </w:tcBorders>
+            <w:shd w:val="clear" w:color="auto" w:fill="FFFFFF"/>
+            <w:tcMar>
+              <w:top w:w="0" w:type="dxa"/>
+              <w:bottom w:w="0" w:type="dxa"/>
+              <w:left w:w="0" w:type="dxa"/>
+              <w:right w:w="0" w:type="dxa"/>
+            </w:tcMar>
+            <w:vAlign w:val="center"/>
+          </w:tcPr>
+          <w:p>
+            <w:pPr>
+              <w:jc w:val="right"/>
+              <w:pBdr>
+                <w:bottom w:val="none" w:sz="0" w:space="0" w:color="000000"/>
+                <w:top w:val="none" w:sz="0" w:space="0" w:color="000000"/>
+                <w:left w:val="none" w:sz="0" w:space="0" w:color="000000"/>
+                <w:right w:val="none" w:sz="0" w:space="0" w:color="000000"/>
+              </w:pBdr>
+              <w:spacing w:after="0" w:before="0" w:line="240"/>
+              <w:ind w:left="100" w:right="100" w:firstLine="0" w:firstLineChars="0"/>
+              <w:rPr>
+                <w:rFonts w:ascii="Arial" w:hAnsi="Arial" w:eastAsia="Arial" w:cs="Arial"/>
+                <w:i w:val="false"/>
+                <w:b w:val="false"/>
+                <w:u w:val="none"/>
+                <w:sz w:val="16"/>
+                <w:szCs w:val="16"/>
+                <w:color w:val="000000"/>
+              </w:rPr>
+            </w:pPr>
+            <w:r>
+              <w:rPr>
+                <w:rFonts w:ascii="Arial" w:hAnsi="Arial" w:eastAsia="Arial" w:cs="Arial"/>
+                <w:i w:val="false"/>
+                <w:b w:val="false"/>
+                <w:u w:val="none"/>
+                <w:sz w:val="16"/>
+                <w:szCs w:val="16"/>
+                <w:color w:val="000000"/>
+              </w:rPr>
+              <w:t xml:space="preserve">25</w:t>
+            </w:r>
+          </w:p>
+        </w:tc>
       </w:tr>
       <w:tr>
         <w:trPr>
@@ -12502,6 +13335,58 @@
             </w:r>
           </w:p>
         </w:tc>
+        <w:tc>
+          <w:tcPr>
+            <w:tcBorders>
+              <w:bottom w:val="none" w:sz="0" w:space="0" w:color="000000"/>
+              <w:top w:val="none" w:sz="0" w:space="0" w:color="000000"/>
+              <w:left w:val="none" w:sz="0" w:space="0" w:color="000000"/>
+              <w:right w:val="none" w:sz="0" w:space="0" w:color="000000"/>
+            </w:tcBorders>
+            <w:shd w:val="clear" w:color="auto" w:fill="FFFFFF"/>
+            <w:tcMar>
+              <w:top w:w="0" w:type="dxa"/>
+              <w:bottom w:w="0" w:type="dxa"/>
+              <w:left w:w="0" w:type="dxa"/>
+              <w:right w:w="0" w:type="dxa"/>
+            </w:tcMar>
+            <w:vAlign w:val="center"/>
+          </w:tcPr>
+          <w:p>
+            <w:pPr>
+              <w:jc w:val="right"/>
+              <w:pBdr>
+                <w:bottom w:val="none" w:sz="0" w:space="0" w:color="000000"/>
+                <w:top w:val="none" w:sz="0" w:space="0" w:color="000000"/>
+                <w:left w:val="none" w:sz="0" w:space="0" w:color="000000"/>
+                <w:right w:val="none" w:sz="0" w:space="0" w:color="000000"/>
+              </w:pBdr>
+              <w:spacing w:after="0" w:before="0" w:line="240"/>
+              <w:ind w:left="100" w:right="100" w:firstLine="0" w:firstLineChars="0"/>
+              <w:rPr>
+                <w:rFonts w:ascii="Arial" w:hAnsi="Arial" w:eastAsia="Arial" w:cs="Arial"/>
+                <w:i w:val="false"/>
+                <w:b w:val="false"/>
+                <w:u w:val="none"/>
+                <w:sz w:val="16"/>
+                <w:szCs w:val="16"/>
+                <w:color w:val="000000"/>
+              </w:rPr>
+            </w:pPr>
+            <w:r>
+              <w:rPr>
+                <w:rFonts w:ascii="Arial" w:hAnsi="Arial" w:eastAsia="Arial" w:cs="Arial"/>
+                <w:i w:val="false"/>
+                <w:b w:val="false"/>
+                <w:u w:val="none"/>
+                <w:sz w:val="16"/>
+                <w:szCs w:val="16"/>
+                <w:color w:val="000000"/>
+              </w:rPr>
+              <w:t xml:space="preserve">20</w:t>
+            </w:r>
+          </w:p>
+        </w:tc>
       </w:tr>
       <w:tr>
         <w:trPr>
@@ -13236,6 +14121,58 @@
             </w:r>
           </w:p>
         </w:tc>
+        <w:tc>
+          <w:tcPr>
+            <w:tcBorders>
+              <w:bottom w:val="none" w:sz="0" w:space="0" w:color="000000"/>
+              <w:top w:val="none" w:sz="0" w:space="0" w:color="000000"/>
+              <w:left w:val="none" w:sz="0" w:space="0" w:color="000000"/>
+              <w:right w:val="none" w:sz="0" w:space="0" w:color="000000"/>
+            </w:tcBorders>
+            <w:shd w:val="clear" w:color="auto" w:fill="FFFFFF"/>
+            <w:tcMar>
+              <w:top w:w="0" w:type="dxa"/>
+              <w:bottom w:w="0" w:type="dxa"/>
+              <w:left w:w="0" w:type="dxa"/>
+              <w:right w:w="0" w:type="dxa"/>
+            </w:tcMar>
+            <w:vAlign w:val="center"/>
+          </w:tcPr>
+          <w:p>
+            <w:pPr>
+              <w:jc w:val="right"/>
+              <w:pBdr>
+                <w:bottom w:val="none" w:sz="0" w:space="0" w:color="000000"/>
+                <w:top w:val="none" w:sz="0" w:space="0" w:color="000000"/>
+                <w:left w:val="none" w:sz="0" w:space="0" w:color="000000"/>
+                <w:right w:val="none" w:sz="0" w:space="0" w:color="000000"/>
+              </w:pBdr>
+              <w:spacing w:after="0" w:before="0" w:line="240"/>
+              <w:ind w:left="100" w:right="100" w:firstLine="0" w:firstLineChars="0"/>
+              <w:rPr>
+                <w:rFonts w:ascii="Arial" w:hAnsi="Arial" w:eastAsia="Arial" w:cs="Arial"/>
+                <w:i w:val="false"/>
+                <w:b w:val="false"/>
+                <w:u w:val="none"/>
+                <w:sz w:val="16"/>
+                <w:szCs w:val="16"/>
+                <w:color w:val="000000"/>
+              </w:rPr>
+            </w:pPr>
+            <w:r>
+              <w:rPr>
+                <w:rFonts w:ascii="Arial" w:hAnsi="Arial" w:eastAsia="Arial" w:cs="Arial"/>
+                <w:i w:val="false"/>
+                <w:b w:val="false"/>
+                <w:u w:val="none"/>
+                <w:sz w:val="16"/>
+                <w:szCs w:val="16"/>
+                <w:color w:val="000000"/>
+              </w:rPr>
+              <w:t xml:space="preserve">19</w:t>
+            </w:r>
+          </w:p>
+        </w:tc>
       </w:tr>
       <w:tr>
         <w:trPr>
@@ -13970,6 +14907,58 @@
             </w:r>
           </w:p>
         </w:tc>
+        <w:tc>
+          <w:tcPr>
+            <w:tcBorders>
+              <w:bottom w:val="none" w:sz="0" w:space="0" w:color="000000"/>
+              <w:top w:val="none" w:sz="0" w:space="0" w:color="000000"/>
+              <w:left w:val="none" w:sz="0" w:space="0" w:color="000000"/>
+              <w:right w:val="none" w:sz="0" w:space="0" w:color="000000"/>
+            </w:tcBorders>
+            <w:shd w:val="clear" w:color="auto" w:fill="FFFFFF"/>
+            <w:tcMar>
+              <w:top w:w="0" w:type="dxa"/>
+              <w:bottom w:w="0" w:type="dxa"/>
+              <w:left w:w="0" w:type="dxa"/>
+              <w:right w:w="0" w:type="dxa"/>
+            </w:tcMar>
+            <w:vAlign w:val="center"/>
+          </w:tcPr>
+          <w:p>
+            <w:pPr>
+              <w:jc w:val="right"/>
+              <w:pBdr>
+                <w:bottom w:val="none" w:sz="0" w:space="0" w:color="000000"/>
+                <w:top w:val="none" w:sz="0" w:space="0" w:color="000000"/>
+                <w:left w:val="none" w:sz="0" w:space="0" w:color="000000"/>
+                <w:right w:val="none" w:sz="0" w:space="0" w:color="000000"/>
+              </w:pBdr>
+              <w:spacing w:after="0" w:before="0" w:line="240"/>
+              <w:ind w:left="100" w:right="100" w:firstLine="0" w:firstLineChars="0"/>
+              <w:rPr>
+                <w:rFonts w:ascii="Arial" w:hAnsi="Arial" w:eastAsia="Arial" w:cs="Arial"/>
+                <w:i w:val="false"/>
+                <w:b w:val="false"/>
+                <w:u w:val="none"/>
+                <w:sz w:val="16"/>
+                <w:szCs w:val="16"/>
+                <w:color w:val="000000"/>
+              </w:rPr>
+            </w:pPr>
+            <w:r>
+              <w:rPr>
+                <w:rFonts w:ascii="Arial" w:hAnsi="Arial" w:eastAsia="Arial" w:cs="Arial"/>
+                <w:i w:val="false"/>
+                <w:b w:val="false"/>
+                <w:u w:val="none"/>
+                <w:sz w:val="16"/>
+                <w:szCs w:val="16"/>
+                <w:color w:val="000000"/>
+              </w:rPr>
+              <w:t xml:space="preserve">19</w:t>
+            </w:r>
+          </w:p>
+        </w:tc>
       </w:tr>
       <w:tr>
         <w:trPr>
@@ -14704,6 +15693,58 @@
             </w:r>
           </w:p>
         </w:tc>
+        <w:tc>
+          <w:tcPr>
+            <w:tcBorders>
+              <w:bottom w:val="none" w:sz="0" w:space="0" w:color="000000"/>
+              <w:top w:val="none" w:sz="0" w:space="0" w:color="000000"/>
+              <w:left w:val="none" w:sz="0" w:space="0" w:color="000000"/>
+              <w:right w:val="none" w:sz="0" w:space="0" w:color="000000"/>
+            </w:tcBorders>
+            <w:shd w:val="clear" w:color="auto" w:fill="FFFFFF"/>
+            <w:tcMar>
+              <w:top w:w="0" w:type="dxa"/>
+              <w:bottom w:w="0" w:type="dxa"/>
+              <w:left w:w="0" w:type="dxa"/>
+              <w:right w:w="0" w:type="dxa"/>
+            </w:tcMar>
+            <w:vAlign w:val="center"/>
+          </w:tcPr>
+          <w:p>
+            <w:pPr>
+              <w:jc w:val="right"/>
+              <w:pBdr>
+                <w:bottom w:val="none" w:sz="0" w:space="0" w:color="000000"/>
+                <w:top w:val="none" w:sz="0" w:space="0" w:color="000000"/>
+                <w:left w:val="none" w:sz="0" w:space="0" w:color="000000"/>
+                <w:right w:val="none" w:sz="0" w:space="0" w:color="000000"/>
+              </w:pBdr>
+              <w:spacing w:after="0" w:before="0" w:line="240"/>
+              <w:ind w:left="100" w:right="100" w:firstLine="0" w:firstLineChars="0"/>
+              <w:rPr>
+                <w:rFonts w:ascii="Arial" w:hAnsi="Arial" w:eastAsia="Arial" w:cs="Arial"/>
+                <w:i w:val="false"/>
+                <w:b w:val="false"/>
+                <w:u w:val="none"/>
+                <w:sz w:val="16"/>
+                <w:szCs w:val="16"/>
+                <w:color w:val="000000"/>
+              </w:rPr>
+            </w:pPr>
+            <w:r>
+              <w:rPr>
+                <w:rFonts w:ascii="Arial" w:hAnsi="Arial" w:eastAsia="Arial" w:cs="Arial"/>
+                <w:i w:val="false"/>
+                <w:b w:val="false"/>
+                <w:u w:val="none"/>
+                <w:sz w:val="16"/>
+                <w:szCs w:val="16"/>
+                <w:color w:val="000000"/>
+              </w:rPr>
+              <w:t xml:space="preserve">24</w:t>
+            </w:r>
+          </w:p>
+        </w:tc>
       </w:tr>
       <w:tr>
         <w:trPr>
@@ -15438,6 +16479,58 @@
             </w:r>
           </w:p>
         </w:tc>
+        <w:tc>
+          <w:tcPr>
+            <w:tcBorders>
+              <w:bottom w:val="none" w:sz="0" w:space="0" w:color="000000"/>
+              <w:top w:val="none" w:sz="0" w:space="0" w:color="000000"/>
+              <w:left w:val="none" w:sz="0" w:space="0" w:color="000000"/>
+              <w:right w:val="none" w:sz="0" w:space="0" w:color="000000"/>
+            </w:tcBorders>
+            <w:shd w:val="clear" w:color="auto" w:fill="FFFFFF"/>
+            <w:tcMar>
+              <w:top w:w="0" w:type="dxa"/>
+              <w:bottom w:w="0" w:type="dxa"/>
+              <w:left w:w="0" w:type="dxa"/>
+              <w:right w:w="0" w:type="dxa"/>
+            </w:tcMar>
+            <w:vAlign w:val="center"/>
+          </w:tcPr>
+          <w:p>
+            <w:pPr>
+              <w:jc w:val="right"/>
+              <w:pBdr>
+                <w:bottom w:val="none" w:sz="0" w:space="0" w:color="000000"/>
+                <w:top w:val="none" w:sz="0" w:space="0" w:color="000000"/>
+                <w:left w:val="none" w:sz="0" w:space="0" w:color="000000"/>
+                <w:right w:val="none" w:sz="0" w:space="0" w:color="000000"/>
+              </w:pBdr>
+              <w:spacing w:after="0" w:before="0" w:line="240"/>
+              <w:ind w:left="100" w:right="100" w:firstLine="0" w:firstLineChars="0"/>
+              <w:rPr>
+                <w:rFonts w:ascii="Arial" w:hAnsi="Arial" w:eastAsia="Arial" w:cs="Arial"/>
+                <w:i w:val="false"/>
+                <w:b w:val="false"/>
+                <w:u w:val="none"/>
+                <w:sz w:val="16"/>
+                <w:szCs w:val="16"/>
+                <w:color w:val="000000"/>
+              </w:rPr>
+            </w:pPr>
+            <w:r>
+              <w:rPr>
+                <w:rFonts w:ascii="Arial" w:hAnsi="Arial" w:eastAsia="Arial" w:cs="Arial"/>
+                <w:i w:val="false"/>
+                <w:b w:val="false"/>
+                <w:u w:val="none"/>
+                <w:sz w:val="16"/>
+                <w:szCs w:val="16"/>
+                <w:color w:val="000000"/>
+              </w:rPr>
+              <w:t xml:space="preserve">22</w:t>
+            </w:r>
+          </w:p>
+        </w:tc>
       </w:tr>
       <w:tr>
         <w:trPr>
@@ -16172,6 +17265,58 @@
             </w:r>
           </w:p>
         </w:tc>
+        <w:tc>
+          <w:tcPr>
+            <w:tcBorders>
+              <w:bottom w:val="none" w:sz="0" w:space="0" w:color="000000"/>
+              <w:top w:val="none" w:sz="0" w:space="0" w:color="000000"/>
+              <w:left w:val="none" w:sz="0" w:space="0" w:color="000000"/>
+              <w:right w:val="none" w:sz="0" w:space="0" w:color="000000"/>
+            </w:tcBorders>
+            <w:shd w:val="clear" w:color="auto" w:fill="FFFFFF"/>
+            <w:tcMar>
+              <w:top w:w="0" w:type="dxa"/>
+              <w:bottom w:w="0" w:type="dxa"/>
+              <w:left w:w="0" w:type="dxa"/>
+              <w:right w:w="0" w:type="dxa"/>
+            </w:tcMar>
+            <w:vAlign w:val="center"/>
+          </w:tcPr>
+          <w:p>
+            <w:pPr>
+              <w:jc w:val="right"/>
+              <w:pBdr>
+                <w:bottom w:val="none" w:sz="0" w:space="0" w:color="000000"/>
+                <w:top w:val="none" w:sz="0" w:space="0" w:color="000000"/>
+                <w:left w:val="none" w:sz="0" w:space="0" w:color="000000"/>
+                <w:right w:val="none" w:sz="0" w:space="0" w:color="000000"/>
+              </w:pBdr>
+              <w:spacing w:after="0" w:before="0" w:line="240"/>
+              <w:ind w:left="100" w:right="100" w:firstLine="0" w:firstLineChars="0"/>
+              <w:rPr>
+                <w:rFonts w:ascii="Arial" w:hAnsi="Arial" w:eastAsia="Arial" w:cs="Arial"/>
+                <w:i w:val="false"/>
+                <w:b w:val="false"/>
+                <w:u w:val="none"/>
+                <w:sz w:val="16"/>
+                <w:szCs w:val="16"/>
+                <w:color w:val="000000"/>
+              </w:rPr>
+            </w:pPr>
+            <w:r>
+              <w:rPr>
+                <w:rFonts w:ascii="Arial" w:hAnsi="Arial" w:eastAsia="Arial" w:cs="Arial"/>
+                <w:i w:val="false"/>
+                <w:b w:val="false"/>
+                <w:u w:val="none"/>
+                <w:sz w:val="16"/>
+                <w:szCs w:val="16"/>
+                <w:color w:val="000000"/>
+              </w:rPr>
+              <w:t xml:space="preserve">24</w:t>
+            </w:r>
+          </w:p>
+        </w:tc>
       </w:tr>
       <w:tr>
         <w:trPr>
@@ -16906,6 +18051,58 @@
             </w:r>
           </w:p>
         </w:tc>
+        <w:tc>
+          <w:tcPr>
+            <w:tcBorders>
+              <w:bottom w:val="none" w:sz="0" w:space="0" w:color="000000"/>
+              <w:top w:val="none" w:sz="0" w:space="0" w:color="000000"/>
+              <w:left w:val="none" w:sz="0" w:space="0" w:color="000000"/>
+              <w:right w:val="none" w:sz="0" w:space="0" w:color="000000"/>
+            </w:tcBorders>
+            <w:shd w:val="clear" w:color="auto" w:fill="FFFFFF"/>
+            <w:tcMar>
+              <w:top w:w="0" w:type="dxa"/>
+              <w:bottom w:w="0" w:type="dxa"/>
+              <w:left w:w="0" w:type="dxa"/>
+              <w:right w:w="0" w:type="dxa"/>
+            </w:tcMar>
+            <w:vAlign w:val="center"/>
+          </w:tcPr>
+          <w:p>
+            <w:pPr>
+              <w:jc w:val="right"/>
+              <w:pBdr>
+                <w:bottom w:val="none" w:sz="0" w:space="0" w:color="000000"/>
+                <w:top w:val="none" w:sz="0" w:space="0" w:color="000000"/>
+                <w:left w:val="none" w:sz="0" w:space="0" w:color="000000"/>
+                <w:right w:val="none" w:sz="0" w:space="0" w:color="000000"/>
+              </w:pBdr>
+              <w:spacing w:after="0" w:before="0" w:line="240"/>
+              <w:ind w:left="100" w:right="100" w:firstLine="0" w:firstLineChars="0"/>
+              <w:rPr>
+                <w:rFonts w:ascii="Arial" w:hAnsi="Arial" w:eastAsia="Arial" w:cs="Arial"/>
+                <w:i w:val="false"/>
+                <w:b w:val="false"/>
+                <w:u w:val="none"/>
+                <w:sz w:val="16"/>
+                <w:szCs w:val="16"/>
+                <w:color w:val="000000"/>
+              </w:rPr>
+            </w:pPr>
+            <w:r>
+              <w:rPr>
+                <w:rFonts w:ascii="Arial" w:hAnsi="Arial" w:eastAsia="Arial" w:cs="Arial"/>
+                <w:i w:val="false"/>
+                <w:b w:val="false"/>
+                <w:u w:val="none"/>
+                <w:sz w:val="16"/>
+                <w:szCs w:val="16"/>
+                <w:color w:val="000000"/>
+              </w:rPr>
+              <w:t xml:space="preserve">15</w:t>
+            </w:r>
+          </w:p>
+        </w:tc>
       </w:tr>
       <w:tr>
         <w:trPr>
@@ -17640,6 +18837,58 @@
             </w:r>
           </w:p>
         </w:tc>
+        <w:tc>
+          <w:tcPr>
+            <w:tcBorders>
+              <w:bottom w:val="none" w:sz="0" w:space="0" w:color="000000"/>
+              <w:top w:val="none" w:sz="0" w:space="0" w:color="000000"/>
+              <w:left w:val="none" w:sz="0" w:space="0" w:color="000000"/>
+              <w:right w:val="none" w:sz="0" w:space="0" w:color="000000"/>
+            </w:tcBorders>
+            <w:shd w:val="clear" w:color="auto" w:fill="FFFFFF"/>
+            <w:tcMar>
+              <w:top w:w="0" w:type="dxa"/>
+              <w:bottom w:w="0" w:type="dxa"/>
+              <w:left w:w="0" w:type="dxa"/>
+              <w:right w:w="0" w:type="dxa"/>
+            </w:tcMar>
+            <w:vAlign w:val="center"/>
+          </w:tcPr>
+          <w:p>
+            <w:pPr>
+              <w:jc w:val="right"/>
+              <w:pBdr>
+                <w:bottom w:val="none" w:sz="0" w:space="0" w:color="000000"/>
+                <w:top w:val="none" w:sz="0" w:space="0" w:color="000000"/>
+                <w:left w:val="none" w:sz="0" w:space="0" w:color="000000"/>
+                <w:right w:val="none" w:sz="0" w:space="0" w:color="000000"/>
+              </w:pBdr>
+              <w:spacing w:after="0" w:before="0" w:line="240"/>
+              <w:ind w:left="100" w:right="100" w:firstLine="0" w:firstLineChars="0"/>
+              <w:rPr>
+                <w:rFonts w:ascii="Arial" w:hAnsi="Arial" w:eastAsia="Arial" w:cs="Arial"/>
+                <w:i w:val="false"/>
+                <w:b w:val="false"/>
+                <w:u w:val="none"/>
+                <w:sz w:val="16"/>
+                <w:szCs w:val="16"/>
+                <w:color w:val="000000"/>
+              </w:rPr>
+            </w:pPr>
+            <w:r>
+              <w:rPr>
+                <w:rFonts w:ascii="Arial" w:hAnsi="Arial" w:eastAsia="Arial" w:cs="Arial"/>
+                <w:i w:val="false"/>
+                <w:b w:val="false"/>
+                <w:u w:val="none"/>
+                <w:sz w:val="16"/>
+                <w:szCs w:val="16"/>
+                <w:color w:val="000000"/>
+              </w:rPr>
+              <w:t xml:space="preserve">16</w:t>
+            </w:r>
+          </w:p>
+        </w:tc>
       </w:tr>
       <w:tr>
         <w:trPr>
@@ -18374,6 +19623,58 @@
             </w:r>
           </w:p>
         </w:tc>
+        <w:tc>
+          <w:tcPr>
+            <w:tcBorders>
+              <w:bottom w:val="none" w:sz="0" w:space="0" w:color="000000"/>
+              <w:top w:val="none" w:sz="0" w:space="0" w:color="000000"/>
+              <w:left w:val="none" w:sz="0" w:space="0" w:color="000000"/>
+              <w:right w:val="none" w:sz="0" w:space="0" w:color="000000"/>
+            </w:tcBorders>
+            <w:shd w:val="clear" w:color="auto" w:fill="FFFFFF"/>
+            <w:tcMar>
+              <w:top w:w="0" w:type="dxa"/>
+              <w:bottom w:w="0" w:type="dxa"/>
+              <w:left w:w="0" w:type="dxa"/>
+              <w:right w:w="0" w:type="dxa"/>
+            </w:tcMar>
+            <w:vAlign w:val="center"/>
+          </w:tcPr>
+          <w:p>
+            <w:pPr>
+              <w:jc w:val="right"/>
+              <w:pBdr>
+                <w:bottom w:val="none" w:sz="0" w:space="0" w:color="000000"/>
+                <w:top w:val="none" w:sz="0" w:space="0" w:color="000000"/>
+                <w:left w:val="none" w:sz="0" w:space="0" w:color="000000"/>
+                <w:right w:val="none" w:sz="0" w:space="0" w:color="000000"/>
+              </w:pBdr>
+              <w:spacing w:after="0" w:before="0" w:line="240"/>
+              <w:ind w:left="100" w:right="100" w:firstLine="0" w:firstLineChars="0"/>
+              <w:rPr>
+                <w:rFonts w:ascii="Arial" w:hAnsi="Arial" w:eastAsia="Arial" w:cs="Arial"/>
+                <w:i w:val="false"/>
+                <w:b w:val="false"/>
+                <w:u w:val="none"/>
+                <w:sz w:val="16"/>
+                <w:szCs w:val="16"/>
+                <w:color w:val="000000"/>
+              </w:rPr>
+            </w:pPr>
+            <w:r>
+              <w:rPr>
+                <w:rFonts w:ascii="Arial" w:hAnsi="Arial" w:eastAsia="Arial" w:cs="Arial"/>
+                <w:i w:val="false"/>
+                <w:b w:val="false"/>
+                <w:u w:val="none"/>
+                <w:sz w:val="16"/>
+                <w:szCs w:val="16"/>
+                <w:color w:val="000000"/>
+              </w:rPr>
+              <w:t xml:space="preserve">24</w:t>
+            </w:r>
+          </w:p>
+        </w:tc>
       </w:tr>
       <w:tr>
         <w:trPr>
@@ -19108,6 +20409,58 @@
             </w:r>
           </w:p>
         </w:tc>
+        <w:tc>
+          <w:tcPr>
+            <w:tcBorders>
+              <w:bottom w:val="none" w:sz="0" w:space="0" w:color="000000"/>
+              <w:top w:val="none" w:sz="0" w:space="0" w:color="000000"/>
+              <w:left w:val="none" w:sz="0" w:space="0" w:color="000000"/>
+              <w:right w:val="none" w:sz="0" w:space="0" w:color="000000"/>
+            </w:tcBorders>
+            <w:shd w:val="clear" w:color="auto" w:fill="FFFFFF"/>
+            <w:tcMar>
+              <w:top w:w="0" w:type="dxa"/>
+              <w:bottom w:w="0" w:type="dxa"/>
+              <w:left w:w="0" w:type="dxa"/>
+              <w:right w:w="0" w:type="dxa"/>
+            </w:tcMar>
+            <w:vAlign w:val="center"/>
+          </w:tcPr>
+          <w:p>
+            <w:pPr>
+              <w:jc w:val="right"/>
+              <w:pBdr>
+                <w:bottom w:val="none" w:sz="0" w:space="0" w:color="000000"/>
+                <w:top w:val="none" w:sz="0" w:space="0" w:color="000000"/>
+                <w:left w:val="none" w:sz="0" w:space="0" w:color="000000"/>
+                <w:right w:val="none" w:sz="0" w:space="0" w:color="000000"/>
+              </w:pBdr>
+              <w:spacing w:after="0" w:before="0" w:line="240"/>
+              <w:ind w:left="100" w:right="100" w:firstLine="0" w:firstLineChars="0"/>
+              <w:rPr>
+                <w:rFonts w:ascii="Arial" w:hAnsi="Arial" w:eastAsia="Arial" w:cs="Arial"/>
+                <w:i w:val="false"/>
+                <w:b w:val="false"/>
+                <w:u w:val="none"/>
+                <w:sz w:val="16"/>
+                <w:szCs w:val="16"/>
+                <w:color w:val="000000"/>
+              </w:rPr>
+            </w:pPr>
+            <w:r>
+              <w:rPr>
+                <w:rFonts w:ascii="Arial" w:hAnsi="Arial" w:eastAsia="Arial" w:cs="Arial"/>
+                <w:i w:val="false"/>
+                <w:b w:val="false"/>
+                <w:u w:val="none"/>
+                <w:sz w:val="16"/>
+                <w:szCs w:val="16"/>
+                <w:color w:val="000000"/>
+              </w:rPr>
+              <w:t xml:space="preserve">30</w:t>
+            </w:r>
+          </w:p>
+        </w:tc>
       </w:tr>
       <w:tr>
         <w:trPr>
@@ -19842,6 +21195,58 @@
             </w:r>
           </w:p>
         </w:tc>
+        <w:tc>
+          <w:tcPr>
+            <w:tcBorders>
+              <w:bottom w:val="none" w:sz="0" w:space="0" w:color="000000"/>
+              <w:top w:val="none" w:sz="0" w:space="0" w:color="000000"/>
+              <w:left w:val="none" w:sz="0" w:space="0" w:color="000000"/>
+              <w:right w:val="none" w:sz="0" w:space="0" w:color="000000"/>
+            </w:tcBorders>
+            <w:shd w:val="clear" w:color="auto" w:fill="FFFFFF"/>
+            <w:tcMar>
+              <w:top w:w="0" w:type="dxa"/>
+              <w:bottom w:w="0" w:type="dxa"/>
+              <w:left w:w="0" w:type="dxa"/>
+              <w:right w:w="0" w:type="dxa"/>
+            </w:tcMar>
+            <w:vAlign w:val="center"/>
+          </w:tcPr>
+          <w:p>
+            <w:pPr>
+              <w:jc w:val="right"/>
+              <w:pBdr>
+                <w:bottom w:val="none" w:sz="0" w:space="0" w:color="000000"/>
+                <w:top w:val="none" w:sz="0" w:space="0" w:color="000000"/>
+                <w:left w:val="none" w:sz="0" w:space="0" w:color="000000"/>
+                <w:right w:val="none" w:sz="0" w:space="0" w:color="000000"/>
+              </w:pBdr>
+              <w:spacing w:after="0" w:before="0" w:line="240"/>
+              <w:ind w:left="100" w:right="100" w:firstLine="0" w:firstLineChars="0"/>
+              <w:rPr>
+                <w:rFonts w:ascii="Arial" w:hAnsi="Arial" w:eastAsia="Arial" w:cs="Arial"/>
+                <w:i w:val="false"/>
+                <w:b w:val="false"/>
+                <w:u w:val="none"/>
+                <w:sz w:val="16"/>
+                <w:szCs w:val="16"/>
+                <w:color w:val="000000"/>
+              </w:rPr>
+            </w:pPr>
+            <w:r>
+              <w:rPr>
+                <w:rFonts w:ascii="Arial" w:hAnsi="Arial" w:eastAsia="Arial" w:cs="Arial"/>
+                <w:i w:val="false"/>
+                <w:b w:val="false"/>
+                <w:u w:val="none"/>
+                <w:sz w:val="16"/>
+                <w:szCs w:val="16"/>
+                <w:color w:val="000000"/>
+              </w:rPr>
+              <w:t xml:space="preserve">30</w:t>
+            </w:r>
+          </w:p>
+        </w:tc>
       </w:tr>
       <w:tr>
         <w:trPr>
@@ -20576,6 +21981,58 @@
             </w:r>
           </w:p>
         </w:tc>
+        <w:tc>
+          <w:tcPr>
+            <w:tcBorders>
+              <w:bottom w:val="none" w:sz="0" w:space="0" w:color="000000"/>
+              <w:top w:val="none" w:sz="0" w:space="0" w:color="000000"/>
+              <w:left w:val="none" w:sz="0" w:space="0" w:color="000000"/>
+              <w:right w:val="none" w:sz="0" w:space="0" w:color="000000"/>
+            </w:tcBorders>
+            <w:shd w:val="clear" w:color="auto" w:fill="FFFFFF"/>
+            <w:tcMar>
+              <w:top w:w="0" w:type="dxa"/>
+              <w:bottom w:w="0" w:type="dxa"/>
+              <w:left w:w="0" w:type="dxa"/>
+              <w:right w:w="0" w:type="dxa"/>
+            </w:tcMar>
+            <w:vAlign w:val="center"/>
+          </w:tcPr>
+          <w:p>
+            <w:pPr>
+              <w:jc w:val="right"/>
+              <w:pBdr>
+                <w:bottom w:val="none" w:sz="0" w:space="0" w:color="000000"/>
+                <w:top w:val="none" w:sz="0" w:space="0" w:color="000000"/>
+                <w:left w:val="none" w:sz="0" w:space="0" w:color="000000"/>
+                <w:right w:val="none" w:sz="0" w:space="0" w:color="000000"/>
+              </w:pBdr>
+              <w:spacing w:after="0" w:before="0" w:line="240"/>
+              <w:ind w:left="100" w:right="100" w:firstLine="0" w:firstLineChars="0"/>
+              <w:rPr>
+                <w:rFonts w:ascii="Arial" w:hAnsi="Arial" w:eastAsia="Arial" w:cs="Arial"/>
+                <w:i w:val="false"/>
+                <w:b w:val="false"/>
+                <w:u w:val="none"/>
+                <w:sz w:val="16"/>
+                <w:szCs w:val="16"/>
+                <w:color w:val="000000"/>
+              </w:rPr>
+            </w:pPr>
+            <w:r>
+              <w:rPr>
+                <w:rFonts w:ascii="Arial" w:hAnsi="Arial" w:eastAsia="Arial" w:cs="Arial"/>
+                <w:i w:val="false"/>
+                <w:b w:val="false"/>
+                <w:u w:val="none"/>
+                <w:sz w:val="16"/>
+                <w:szCs w:val="16"/>
+                <w:color w:val="000000"/>
+              </w:rPr>
+              <w:t xml:space="preserve">30</w:t>
+            </w:r>
+          </w:p>
+        </w:tc>
       </w:tr>
       <w:tr>
         <w:trPr>
@@ -21310,6 +22767,58 @@
             </w:r>
           </w:p>
         </w:tc>
+        <w:tc>
+          <w:tcPr>
+            <w:tcBorders>
+              <w:bottom w:val="none" w:sz="0" w:space="0" w:color="000000"/>
+              <w:top w:val="none" w:sz="0" w:space="0" w:color="000000"/>
+              <w:left w:val="none" w:sz="0" w:space="0" w:color="000000"/>
+              <w:right w:val="none" w:sz="0" w:space="0" w:color="000000"/>
+            </w:tcBorders>
+            <w:shd w:val="clear" w:color="auto" w:fill="FFFFFF"/>
+            <w:tcMar>
+              <w:top w:w="0" w:type="dxa"/>
+              <w:bottom w:w="0" w:type="dxa"/>
+              <w:left w:w="0" w:type="dxa"/>
+              <w:right w:w="0" w:type="dxa"/>
+            </w:tcMar>
+            <w:vAlign w:val="center"/>
+          </w:tcPr>
+          <w:p>
+            <w:pPr>
+              <w:jc w:val="right"/>
+              <w:pBdr>
+                <w:bottom w:val="none" w:sz="0" w:space="0" w:color="000000"/>
+                <w:top w:val="none" w:sz="0" w:space="0" w:color="000000"/>
+                <w:left w:val="none" w:sz="0" w:space="0" w:color="000000"/>
+                <w:right w:val="none" w:sz="0" w:space="0" w:color="000000"/>
+              </w:pBdr>
+              <w:spacing w:after="0" w:before="0" w:line="240"/>
+              <w:ind w:left="100" w:right="100" w:firstLine="0" w:firstLineChars="0"/>
+              <w:rPr>
+                <w:rFonts w:ascii="Arial" w:hAnsi="Arial" w:eastAsia="Arial" w:cs="Arial"/>
+                <w:i w:val="false"/>
+                <w:b w:val="false"/>
+                <w:u w:val="none"/>
+                <w:sz w:val="16"/>
+                <w:szCs w:val="16"/>
+                <w:color w:val="000000"/>
+              </w:rPr>
+            </w:pPr>
+            <w:r>
+              <w:rPr>
+                <w:rFonts w:ascii="Arial" w:hAnsi="Arial" w:eastAsia="Arial" w:cs="Arial"/>
+                <w:i w:val="false"/>
+                <w:b w:val="false"/>
+                <w:u w:val="none"/>
+                <w:sz w:val="16"/>
+                <w:szCs w:val="16"/>
+                <w:color w:val="000000"/>
+              </w:rPr>
+              <w:t xml:space="preserve">20</w:t>
+            </w:r>
+          </w:p>
+        </w:tc>
       </w:tr>
       <w:tr>
         <w:trPr>
@@ -22044,6 +23553,58 @@
             </w:r>
           </w:p>
         </w:tc>
+        <w:tc>
+          <w:tcPr>
+            <w:tcBorders>
+              <w:bottom w:val="none" w:sz="0" w:space="0" w:color="000000"/>
+              <w:top w:val="none" w:sz="0" w:space="0" w:color="000000"/>
+              <w:left w:val="none" w:sz="0" w:space="0" w:color="000000"/>
+              <w:right w:val="none" w:sz="0" w:space="0" w:color="000000"/>
+            </w:tcBorders>
+            <w:shd w:val="clear" w:color="auto" w:fill="FFFFFF"/>
+            <w:tcMar>
+              <w:top w:w="0" w:type="dxa"/>
+              <w:bottom w:w="0" w:type="dxa"/>
+              <w:left w:w="0" w:type="dxa"/>
+              <w:right w:w="0" w:type="dxa"/>
+            </w:tcMar>
+            <w:vAlign w:val="center"/>
+          </w:tcPr>
+          <w:p>
+            <w:pPr>
+              <w:jc w:val="right"/>
+              <w:pBdr>
+                <w:bottom w:val="none" w:sz="0" w:space="0" w:color="000000"/>
+                <w:top w:val="none" w:sz="0" w:space="0" w:color="000000"/>
+                <w:left w:val="none" w:sz="0" w:space="0" w:color="000000"/>
+                <w:right w:val="none" w:sz="0" w:space="0" w:color="000000"/>
+              </w:pBdr>
+              <w:spacing w:after="0" w:before="0" w:line="240"/>
+              <w:ind w:left="100" w:right="100" w:firstLine="0" w:firstLineChars="0"/>
+              <w:rPr>
+                <w:rFonts w:ascii="Arial" w:hAnsi="Arial" w:eastAsia="Arial" w:cs="Arial"/>
+                <w:i w:val="false"/>
+                <w:b w:val="false"/>
+                <w:u w:val="none"/>
+                <w:sz w:val="16"/>
+                <w:szCs w:val="16"/>
+                <w:color w:val="000000"/>
+              </w:rPr>
+            </w:pPr>
+            <w:r>
+              <w:rPr>
+                <w:rFonts w:ascii="Arial" w:hAnsi="Arial" w:eastAsia="Arial" w:cs="Arial"/>
+                <w:i w:val="false"/>
+                <w:b w:val="false"/>
+                <w:u w:val="none"/>
+                <w:sz w:val="16"/>
+                <w:szCs w:val="16"/>
+                <w:color w:val="000000"/>
+              </w:rPr>
+              <w:t xml:space="preserve">20</w:t>
+            </w:r>
+          </w:p>
+        </w:tc>
       </w:tr>
       <w:tr>
         <w:trPr>
@@ -22775,6 +24336,58 @@
                 <w:color w:val="000000"/>
               </w:rPr>
               <w:t xml:space="preserve">NaN</w:t>
+            </w:r>
+          </w:p>
+        </w:tc>
+        <w:tc>
+          <w:tcPr>
+            <w:tcBorders>
+              <w:bottom w:val="single" w:sz="12" w:space="0" w:color="666666"/>
+              <w:top w:val="none" w:sz="0" w:space="0" w:color="000000"/>
+              <w:left w:val="none" w:sz="0" w:space="0" w:color="000000"/>
+              <w:right w:val="none" w:sz="0" w:space="0" w:color="000000"/>
+            </w:tcBorders>
+            <w:shd w:val="clear" w:color="auto" w:fill="FFFFFF"/>
+            <w:tcMar>
+              <w:top w:w="0" w:type="dxa"/>
+              <w:bottom w:w="0" w:type="dxa"/>
+              <w:left w:w="0" w:type="dxa"/>
+              <w:right w:w="0" w:type="dxa"/>
+            </w:tcMar>
+            <w:vAlign w:val="center"/>
+          </w:tcPr>
+          <w:p>
+            <w:pPr>
+              <w:jc w:val="right"/>
+              <w:pBdr>
+                <w:bottom w:val="none" w:sz="0" w:space="0" w:color="000000"/>
+                <w:top w:val="none" w:sz="0" w:space="0" w:color="000000"/>
+                <w:left w:val="none" w:sz="0" w:space="0" w:color="000000"/>
+                <w:right w:val="none" w:sz="0" w:space="0" w:color="000000"/>
+              </w:pBdr>
+              <w:spacing w:after="0" w:before="0" w:line="240"/>
+              <w:ind w:left="100" w:right="100" w:firstLine="0" w:firstLineChars="0"/>
+              <w:rPr>
+                <w:rFonts w:ascii="Arial" w:hAnsi="Arial" w:eastAsia="Arial" w:cs="Arial"/>
+                <w:i w:val="false"/>
+                <w:b w:val="false"/>
+                <w:u w:val="none"/>
+                <w:sz w:val="16"/>
+                <w:szCs w:val="16"/>
+                <w:color w:val="000000"/>
+              </w:rPr>
+            </w:pPr>
+            <w:r>
+              <w:rPr>
+                <w:rFonts w:ascii="Arial" w:hAnsi="Arial" w:eastAsia="Arial" w:cs="Arial"/>
+                <w:i w:val="false"/>
+                <w:b w:val="false"/>
+                <w:u w:val="none"/>
+                <w:sz w:val="16"/>
+                <w:szCs w:val="16"/>
+                <w:color w:val="000000"/>
+              </w:rPr>
+              <w:t xml:space="preserve">24</w:t>
             </w:r>
           </w:p>
         </w:tc>
